--- a/작업일지/31주차.docx
+++ b/작업일지/31주차.docx
@@ -562,38 +562,6 @@
             </w:r>
           </w:p>
           <w:p>
-            <w:pPr>
-              <w:rPr>
-                <w:rFonts w:hint="eastAsia"/>
-              </w:rPr>
-            </w:pPr>
-            <w:r>
-              <w:rPr>
-                <w:rFonts w:hint="eastAsia"/>
-              </w:rPr>
-              <w:t>-</w:t>
-            </w:r>
-            <w:proofErr w:type="spellStart"/>
-            <w:r>
-              <w:rPr>
-                <w:rFonts w:hint="eastAsia"/>
-              </w:rPr>
-              <w:t>타일맵을</w:t>
-            </w:r>
-            <w:proofErr w:type="spellEnd"/>
-            <w:r>
-              <w:rPr>
-                <w:rFonts w:hint="eastAsia"/>
-              </w:rPr>
-              <w:t xml:space="preserve"> 활용한 몬스터 이동 마무리</w:t>
-            </w:r>
-          </w:p>
-          <w:p>
-            <w:pPr>
-              <w:rPr>
-                <w:rFonts w:hint="eastAsia"/>
-              </w:rPr>
-            </w:pPr>
             <w:r>
               <w:rPr>
                 <w:rFonts w:hint="eastAsia"/>
@@ -724,7 +692,85 @@
           <w:tcPr>
             <w:tcW w:w="9214" w:type="dxa"/>
           </w:tcPr>
-          <w:p/>
+          <w:p>
+            <w:r>
+              <w:rPr>
+                <w:rFonts w:hint="eastAsia"/>
+              </w:rPr>
+              <w:t>-</w:t>
+            </w:r>
+            <w:proofErr w:type="spellStart"/>
+            <w:r>
+              <w:rPr>
+                <w:rFonts w:hint="eastAsia"/>
+              </w:rPr>
+              <w:t>타일맵</w:t>
+            </w:r>
+            <w:proofErr w:type="spellEnd"/>
+            <w:r>
+              <w:rPr>
+                <w:rFonts w:hint="eastAsia"/>
+              </w:rPr>
+              <w:t xml:space="preserve"> 만드는 게 생각보다 시간이 오래 걸려서 몇 개는 완성을 못했다.</w:t>
+            </w:r>
+          </w:p>
+          <w:p>
+            <w:r>
+              <w:rPr>
+                <w:rFonts w:hint="eastAsia"/>
+              </w:rPr>
+              <w:t>-서버에 플레이어 인벤토리 구현에 필요한 코드를 일부 추가했다. (아이템 추가, 제거 등)</w:t>
+            </w:r>
+          </w:p>
+          <w:p>
+            <w:pPr>
+              <w:rPr>
+                <w:rFonts w:hint="eastAsia"/>
+              </w:rPr>
+            </w:pPr>
+            <w:r>
+              <w:rPr>
+                <w:rFonts w:hint="eastAsia"/>
+              </w:rPr>
+              <w:t xml:space="preserve">아직 인벤토리가 완벽히 구현된 건 아니라 다음주에 마저 </w:t>
+            </w:r>
+            <w:proofErr w:type="spellStart"/>
+            <w:r>
+              <w:rPr>
+                <w:rFonts w:hint="eastAsia"/>
+              </w:rPr>
+              <w:t>해야할</w:t>
+            </w:r>
+            <w:proofErr w:type="spellEnd"/>
+            <w:r>
+              <w:rPr>
+                <w:rFonts w:hint="eastAsia"/>
+              </w:rPr>
+              <w:t xml:space="preserve"> 것 같다.</w:t>
+            </w:r>
+          </w:p>
+          <w:p>
+            <w:r>
+              <w:rPr>
+                <w:rFonts w:hint="eastAsia"/>
+              </w:rPr>
+              <w:t xml:space="preserve">-이번주는 쉬는 날에도 </w:t>
+            </w:r>
+            <w:proofErr w:type="spellStart"/>
+            <w:r>
+              <w:rPr>
+                <w:rFonts w:hint="eastAsia"/>
+              </w:rPr>
+              <w:t>어딜</w:t>
+            </w:r>
+            <w:proofErr w:type="spellEnd"/>
+            <w:r>
+              <w:rPr>
+                <w:rFonts w:hint="eastAsia"/>
+              </w:rPr>
+              <w:t xml:space="preserve"> 계속 나가야 해서 많이 못했다.</w:t>
+            </w:r>
+          </w:p>
         </w:tc>
       </w:tr>
       <w:tr>

--- a/작업일지/31주차.docx
+++ b/작업일지/31주차.docx
@@ -322,21 +322,7 @@
               <w:rPr>
                 <w:rFonts w:hint="eastAsia"/>
               </w:rPr>
-              <w:t xml:space="preserve"> </w:t>
-            </w:r>
-            <w:proofErr w:type="spellStart"/>
-            <w:r>
-              <w:rPr>
-                <w:rFonts w:hint="eastAsia"/>
-              </w:rPr>
-              <w:t>윤이하나</w:t>
-            </w:r>
-            <w:proofErr w:type="spellEnd"/>
-            <w:r>
-              <w:rPr>
-                <w:rFonts w:hint="eastAsia"/>
-              </w:rPr>
-              <w:t xml:space="preserve">(기획, </w:t>
+              <w:t xml:space="preserve"> 윤이하나(기획, </w:t>
             </w:r>
             <w:r>
               <w:rPr>
@@ -494,7 +480,6 @@
                 <w:bCs/>
               </w:rPr>
             </w:pPr>
-            <w:proofErr w:type="spellStart"/>
             <w:r>
               <w:rPr>
                 <w:rFonts w:hint="eastAsia"/>
@@ -503,14 +488,47 @@
               </w:rPr>
               <w:t>윤이하나</w:t>
             </w:r>
-            <w:proofErr w:type="spellEnd"/>
           </w:p>
         </w:tc>
         <w:tc>
           <w:tcPr>
             <w:tcW w:w="9214" w:type="dxa"/>
           </w:tcPr>
-          <w:p/>
+          <w:p>
+            <w:r>
+              <w:rPr>
+                <w:rFonts w:hint="eastAsia"/>
+              </w:rPr>
+              <w:t>- Spider 기획서 수정(State, Stat)</w:t>
+            </w:r>
+          </w:p>
+          <w:p>
+            <w:pPr>
+              <w:rPr>
+                <w:rFonts w:hint="eastAsia"/>
+              </w:rPr>
+            </w:pPr>
+            <w:r>
+              <w:rPr>
+                <w:rFonts w:hint="eastAsia"/>
+              </w:rPr>
+              <w:t xml:space="preserve">- Cube </w:t>
+            </w:r>
+            <w:proofErr w:type="spellStart"/>
+            <w:r>
+              <w:rPr>
+                <w:rFonts w:hint="eastAsia"/>
+              </w:rPr>
+              <w:t>메테리얼</w:t>
+            </w:r>
+            <w:proofErr w:type="spellEnd"/>
+            <w:r>
+              <w:rPr>
+                <w:rFonts w:hint="eastAsia"/>
+              </w:rPr>
+              <w:t xml:space="preserve"> 적용</w:t>
+            </w:r>
+          </w:p>
         </w:tc>
       </w:tr>
       <w:tr>
@@ -642,7 +660,6 @@
                 <w:bCs/>
               </w:rPr>
             </w:pPr>
-            <w:proofErr w:type="spellStart"/>
             <w:r>
               <w:rPr>
                 <w:rFonts w:hint="eastAsia"/>
@@ -651,7 +668,6 @@
               </w:rPr>
               <w:t>윤이하나</w:t>
             </w:r>
-            <w:proofErr w:type="spellEnd"/>
           </w:p>
         </w:tc>
         <w:tc>
@@ -659,10 +675,115 @@
             <w:tcW w:w="9214" w:type="dxa"/>
           </w:tcPr>
           <w:p>
+            <w:r>
+              <w:rPr>
+                <w:rFonts w:hint="eastAsia"/>
+              </w:rPr>
+              <w:t xml:space="preserve">- 전에 </w:t>
+            </w:r>
+            <w:proofErr w:type="spellStart"/>
+            <w:r>
+              <w:rPr>
+                <w:rFonts w:hint="eastAsia"/>
+              </w:rPr>
+              <w:t>써놨던</w:t>
+            </w:r>
+            <w:proofErr w:type="spellEnd"/>
+            <w:r>
+              <w:rPr>
+                <w:rFonts w:hint="eastAsia"/>
+              </w:rPr>
+              <w:t xml:space="preserve"> 몬스터 Spider 기획서를 수정하였다. FSM도 수정해야 될 부분이 있지만 우선 State와 Stat의 값만 대략적으로 추가하였다. FSM을 수정할 때 필요한 것을 </w:t>
+            </w:r>
+            <w:proofErr w:type="spellStart"/>
+            <w:r>
+              <w:rPr>
+                <w:rFonts w:hint="eastAsia"/>
+              </w:rPr>
+              <w:t>추가해야겠다</w:t>
+            </w:r>
+            <w:proofErr w:type="spellEnd"/>
+            <w:r>
+              <w:rPr>
+                <w:rFonts w:hint="eastAsia"/>
+              </w:rPr>
+              <w:t>.</w:t>
+            </w:r>
+          </w:p>
+          <w:p>
             <w:pPr>
-              <w:pStyle w:val="a6"/>
-              <w:ind w:left="880"/>
+              <w:rPr>
+                <w:rFonts w:hint="eastAsia"/>
+              </w:rPr>
             </w:pPr>
+            <w:r>
+              <w:rPr>
+                <w:rFonts w:hint="eastAsia"/>
+              </w:rPr>
+              <w:t xml:space="preserve">- Cube에 그냥 </w:t>
+            </w:r>
+            <w:proofErr w:type="spellStart"/>
+            <w:r>
+              <w:rPr>
+                <w:rFonts w:hint="eastAsia"/>
+              </w:rPr>
+              <w:t>메테리얼을</w:t>
+            </w:r>
+            <w:proofErr w:type="spellEnd"/>
+            <w:r>
+              <w:rPr>
+                <w:rFonts w:hint="eastAsia"/>
+              </w:rPr>
+              <w:t xml:space="preserve"> 적용해보았다. 몇몇개는 완벽한 사각형이라 큰 문제없을 것이라 생각했는데 모두 다 생각보다 심하게 찌그러져서 3ds max에서 UV를 전부 펴야 될 것 같다.</w:t>
+            </w:r>
+            <w:r>
+              <w:rPr>
+                <w:rFonts w:hint="eastAsia"/>
+              </w:rPr>
+              <w:t xml:space="preserve"> 가능하다면 </w:t>
+            </w:r>
+            <w:proofErr w:type="spellStart"/>
+            <w:r>
+              <w:rPr>
+                <w:rFonts w:hint="eastAsia"/>
+              </w:rPr>
+              <w:t>언리얼</w:t>
+            </w:r>
+            <w:proofErr w:type="spellEnd"/>
+            <w:r>
+              <w:rPr>
+                <w:rFonts w:hint="eastAsia"/>
+              </w:rPr>
+              <w:t xml:space="preserve"> 엔진에서 제공하는 </w:t>
+            </w:r>
+            <w:proofErr w:type="spellStart"/>
+            <w:r>
+              <w:rPr>
+                <w:rFonts w:hint="eastAsia"/>
+              </w:rPr>
+              <w:t>StarterContent</w:t>
+            </w:r>
+            <w:proofErr w:type="spellEnd"/>
+            <w:r>
+              <w:rPr>
+                <w:rFonts w:hint="eastAsia"/>
+              </w:rPr>
+              <w:t xml:space="preserve">에 있는 </w:t>
+            </w:r>
+            <w:proofErr w:type="spellStart"/>
+            <w:r>
+              <w:rPr>
+                <w:rFonts w:hint="eastAsia"/>
+              </w:rPr>
+              <w:t>메테리얼들로만</w:t>
+            </w:r>
+            <w:proofErr w:type="spellEnd"/>
+            <w:r>
+              <w:rPr>
+                <w:rFonts w:hint="eastAsia"/>
+              </w:rPr>
+              <w:t xml:space="preserve"> 진행하려 하였는데 확인해보니 그렇게 하기는 어려울 것 같다.</w:t>
+            </w:r>
           </w:p>
         </w:tc>
       </w:tr>
@@ -723,11 +844,6 @@
             </w:r>
           </w:p>
           <w:p>
-            <w:pPr>
-              <w:rPr>
-                <w:rFonts w:hint="eastAsia"/>
-              </w:rPr>
-            </w:pPr>
             <w:r>
               <w:rPr>
                 <w:rFonts w:hint="eastAsia"/>

--- a/작업일지/31주차.docx
+++ b/작업일지/31주차.docx
@@ -126,6 +126,12 @@
             <w:pPr>
               <w:jc w:val="center"/>
             </w:pPr>
+            <w:r>
+              <w:rPr>
+                <w:rFonts w:hint="eastAsia"/>
+              </w:rPr>
+              <w:t>31</w:t>
+            </w:r>
           </w:p>
         </w:tc>
         <w:tc>
@@ -359,21 +365,7 @@
               <w:rPr>
                 <w:rFonts w:hint="eastAsia"/>
               </w:rPr>
-              <w:t xml:space="preserve">2022182035 </w:t>
-            </w:r>
-            <w:proofErr w:type="spellStart"/>
-            <w:r>
-              <w:rPr>
-                <w:rFonts w:hint="eastAsia"/>
-              </w:rPr>
-              <w:t>임채은</w:t>
-            </w:r>
-            <w:proofErr w:type="spellEnd"/>
-            <w:r>
-              <w:rPr>
-                <w:rFonts w:hint="eastAsia"/>
-              </w:rPr>
-              <w:t>(클라/서버)</w:t>
+              <w:t>2022182035 임채은(클라/서버)</w:t>
             </w:r>
           </w:p>
         </w:tc>
@@ -503,11 +495,6 @@
             </w:r>
           </w:p>
           <w:p>
-            <w:pPr>
-              <w:rPr>
-                <w:rFonts w:hint="eastAsia"/>
-              </w:rPr>
-            </w:pPr>
             <w:r>
               <w:rPr>
                 <w:rFonts w:hint="eastAsia"/>
@@ -601,7 +588,6 @@
                 <w:bCs/>
               </w:rPr>
             </w:pPr>
-            <w:proofErr w:type="spellStart"/>
             <w:r>
               <w:rPr>
                 <w:rFonts w:hint="eastAsia"/>
@@ -610,14 +596,34 @@
               </w:rPr>
               <w:t>임채은</w:t>
             </w:r>
-            <w:proofErr w:type="spellEnd"/>
           </w:p>
         </w:tc>
         <w:tc>
           <w:tcPr>
             <w:tcW w:w="9214" w:type="dxa"/>
           </w:tcPr>
-          <w:p/>
+          <w:p>
+            <w:r>
+              <w:rPr>
+                <w:rFonts w:hint="eastAsia"/>
+              </w:rPr>
+              <w:t xml:space="preserve">- Inventory &amp; </w:t>
+            </w:r>
+            <w:proofErr w:type="spellStart"/>
+            <w:r>
+              <w:rPr>
+                <w:rFonts w:hint="eastAsia"/>
+              </w:rPr>
+              <w:t>ToolBar</w:t>
+            </w:r>
+            <w:proofErr w:type="spellEnd"/>
+            <w:r>
+              <w:rPr>
+                <w:rFonts w:hint="eastAsia"/>
+              </w:rPr>
+              <w:t xml:space="preserve"> 구현</w:t>
+            </w:r>
+          </w:p>
         </w:tc>
       </w:tr>
     </w:tbl>
@@ -711,11 +717,6 @@
             </w:r>
           </w:p>
           <w:p>
-            <w:pPr>
-              <w:rPr>
-                <w:rFonts w:hint="eastAsia"/>
-              </w:rPr>
-            </w:pPr>
             <w:r>
               <w:rPr>
                 <w:rFonts w:hint="eastAsia"/>
@@ -901,7 +902,6 @@
                 <w:bCs/>
               </w:rPr>
             </w:pPr>
-            <w:proofErr w:type="spellStart"/>
             <w:r>
               <w:rPr>
                 <w:rFonts w:hint="eastAsia"/>
@@ -910,14 +910,157 @@
               </w:rPr>
               <w:t>임채은</w:t>
             </w:r>
-            <w:proofErr w:type="spellEnd"/>
           </w:p>
         </w:tc>
         <w:tc>
           <w:tcPr>
             <w:tcW w:w="9214" w:type="dxa"/>
           </w:tcPr>
-          <w:p/>
+          <w:p>
+            <w:r>
+              <w:rPr>
+                <w:rFonts w:hint="eastAsia"/>
+              </w:rPr>
+              <w:t xml:space="preserve">- Inventory Slot &amp; Inventory와 </w:t>
+            </w:r>
+            <w:proofErr w:type="spellStart"/>
+            <w:r>
+              <w:rPr>
+                <w:rFonts w:hint="eastAsia"/>
+              </w:rPr>
+              <w:t>ToolBar</w:t>
+            </w:r>
+            <w:proofErr w:type="spellEnd"/>
+            <w:r>
+              <w:rPr>
+                <w:rFonts w:hint="eastAsia"/>
+              </w:rPr>
+              <w:t xml:space="preserve"> Slot &amp; </w:t>
+            </w:r>
+            <w:proofErr w:type="spellStart"/>
+            <w:r>
+              <w:rPr>
+                <w:rFonts w:hint="eastAsia"/>
+              </w:rPr>
+              <w:t>ToolBar</w:t>
+            </w:r>
+            <w:proofErr w:type="spellEnd"/>
+            <w:r>
+              <w:rPr>
+                <w:rFonts w:hint="eastAsia"/>
+              </w:rPr>
+              <w:t xml:space="preserve">를 위젯으로 구현하고 화면에 그려지도록 했다. </w:t>
+            </w:r>
+          </w:p>
+          <w:p>
+            <w:pPr>
+              <w:rPr>
+                <w:rFonts w:hint="eastAsia"/>
+              </w:rPr>
+            </w:pPr>
+            <w:r>
+              <w:rPr>
+                <w:rFonts w:hint="eastAsia"/>
+              </w:rPr>
+              <w:t xml:space="preserve">인벤토리는 z 키를 누르면 키고 끌 수 있는데, 인벤토리를 한 번도 안 키고 아이템을 추가하면 아이템이 추가되지 않는 문제가 있었는데, 이는 위젯 초기화 함수를 </w:t>
+            </w:r>
+            <w:proofErr w:type="spellStart"/>
+            <w:r>
+              <w:t>NativeConstruct</w:t>
+            </w:r>
+            <w:proofErr w:type="spellEnd"/>
+            <w:r>
+              <w:t>()</w:t>
+            </w:r>
+            <w:r>
+              <w:rPr>
+                <w:rFonts w:hint="eastAsia"/>
+              </w:rPr>
+              <w:t xml:space="preserve">에서 </w:t>
+            </w:r>
+            <w:proofErr w:type="spellStart"/>
+            <w:r>
+              <w:t>NativeOnInitialized</w:t>
+            </w:r>
+            <w:proofErr w:type="spellEnd"/>
+            <w:r>
+              <w:t>()</w:t>
+            </w:r>
+            <w:r>
+              <w:rPr>
+                <w:rFonts w:hint="eastAsia"/>
+              </w:rPr>
+              <w:t xml:space="preserve">로 변경하니 해결됐다. </w:t>
+            </w:r>
+            <w:proofErr w:type="spellStart"/>
+            <w:r>
+              <w:rPr>
+                <w:rFonts w:hint="eastAsia"/>
+              </w:rPr>
+              <w:t>NativeConstruct</w:t>
+            </w:r>
+            <w:proofErr w:type="spellEnd"/>
+            <w:r>
+              <w:rPr>
+                <w:rFonts w:hint="eastAsia"/>
+              </w:rPr>
+              <w:t xml:space="preserve">()는 위젯이 Viewport에 추가될 때 실행되는 것이기 때문에 Viewport에 추가되지 않아도 실행되는 </w:t>
+            </w:r>
+            <w:proofErr w:type="spellStart"/>
+            <w:r>
+              <w:rPr>
+                <w:rFonts w:hint="eastAsia"/>
+              </w:rPr>
+              <w:t>NativeOnInitialized</w:t>
+            </w:r>
+            <w:proofErr w:type="spellEnd"/>
+            <w:r>
+              <w:rPr>
+                <w:rFonts w:hint="eastAsia"/>
+              </w:rPr>
+              <w:t>로 변경했다.</w:t>
+            </w:r>
+          </w:p>
+          <w:p>
+            <w:pPr>
+              <w:rPr>
+                <w:rFonts w:hint="eastAsia"/>
+              </w:rPr>
+            </w:pPr>
+            <w:r>
+              <w:rPr>
+                <w:rFonts w:hint="eastAsia"/>
+              </w:rPr>
+              <w:t xml:space="preserve">인벤토리 크기를 7*7로 하고, </w:t>
+            </w:r>
+            <w:proofErr w:type="spellStart"/>
+            <w:r>
+              <w:rPr>
+                <w:rFonts w:hint="eastAsia"/>
+              </w:rPr>
+              <w:t>S_AddItemToInventory</w:t>
+            </w:r>
+            <w:proofErr w:type="spellEnd"/>
+            <w:r>
+              <w:rPr>
+                <w:rFonts w:hint="eastAsia"/>
+              </w:rPr>
+              <w:t xml:space="preserve"> 패킷을 받으면 애니메이션을 재생하</w:t>
+            </w:r>
+            <w:r>
+              <w:rPr>
+                <w:rFonts w:hint="eastAsia"/>
+              </w:rPr>
+              <w:lastRenderedPageBreak/>
+              <w:t>고 인벤토리에 아이템을 넣는 로직을 구현했다. 구현 도중에 사진이 제대로 안 나오는 문제를 겪었는</w:t>
+            </w:r>
+            <w:r>
+              <w:rPr>
+                <w:rFonts w:hint="eastAsia"/>
+              </w:rPr>
+              <w:t>데, 이미지 관련 설정을 바꿔서 해결했다.</w:t>
+            </w:r>
+          </w:p>
         </w:tc>
       </w:tr>
     </w:tbl>
@@ -1717,7 +1860,6 @@
   <w:style w:type="character" w:default="1" w:styleId="a0">
     <w:name w:val="Default Paragraph Font"/>
     <w:uiPriority w:val="1"/>
-    <w:semiHidden/>
     <w:unhideWhenUsed/>
   </w:style>
   <w:style w:type="table" w:default="1" w:styleId="a1">
